--- a/labs/psych_pozn_lab2.docx
+++ b/labs/psych_pozn_lab2.docx
@@ -50,6 +50,8 @@
             <w:pPr>
               <w:jc w:val="center"/>
             </w:pPr>
+            <w:bookmarkStart w:id="0" w:name="_GoBack"/>
+            <w:bookmarkEnd w:id="0"/>
             <w:r>
               <w:rPr>
                 <w:rFonts w:ascii="Calibri" w:eastAsia="Calibri" w:hAnsi="Calibri" w:cs="Calibri"/>
@@ -24011,10 +24013,7 @@
         <w:t>Digit span wprost</w:t>
       </w:r>
       <w:r>
-        <w:t xml:space="preserve"> </w:t>
-      </w:r>
-      <w:r>
-        <w:t>– instrukcja</w:t>
+        <w:t xml:space="preserve"> – instrukcja</w:t>
       </w:r>
     </w:p>
     <w:tbl>
@@ -31063,8 +31062,6 @@
               </w:rPr>
               <w:t>Pytanie analityczne</w:t>
             </w:r>
-            <w:bookmarkStart w:id="0" w:name="_GoBack"/>
-            <w:bookmarkEnd w:id="0"/>
           </w:p>
         </w:tc>
         <w:tc>
@@ -35411,13 +35408,7 @@
               <w:rPr>
                 <w:rFonts w:ascii="Cascadia Code" w:hAnsi="Cascadia Code"/>
               </w:rPr>
-              <w:t>Siatka dodatkowa / treningowa</w:t>
-            </w:r>
-            <w:r>
-              <w:rPr>
-                <w:rFonts w:ascii="Cascadia Code" w:hAnsi="Cascadia Code"/>
-              </w:rPr>
-              <w:t xml:space="preserve"> 1</w:t>
+              <w:t>Siatka dodatkowa / treningowa 1</w:t>
             </w:r>
           </w:p>
           <w:tbl>
@@ -35819,13 +35810,7 @@
               <w:rPr>
                 <w:rFonts w:ascii="Cascadia Code" w:hAnsi="Cascadia Code"/>
               </w:rPr>
-              <w:t xml:space="preserve">Siatka dodatkowa / treningowa </w:t>
-            </w:r>
-            <w:r>
-              <w:rPr>
-                <w:rFonts w:ascii="Cascadia Code" w:hAnsi="Cascadia Code"/>
-              </w:rPr>
-              <w:t>2</w:t>
+              <w:t>Siatka dodatkowa / treningowa 2</w:t>
             </w:r>
           </w:p>
           <w:tbl>
@@ -36352,6 +36337,7 @@
         <w:docPartUnique/>
       </w:docPartObj>
     </w:sdtPr>
+    <w:sdtEndPr/>
     <w:sdtContent>
       <w:sdt>
         <w:sdtPr>
@@ -36364,6 +36350,7 @@
             <w:docPartUnique/>
           </w:docPartObj>
         </w:sdtPr>
+        <w:sdtEndPr/>
         <w:sdtContent>
           <w:p>
             <w:pPr>
